--- a/resources/templates/modelo_atestado_eletrica.docx
+++ b/resources/templates/modelo_atestado_eletrica.docx
@@ -239,14 +239,30 @@
                 <w:rFonts w:ascii="Arial" w:hAnsi="Arial" w:cs="Arial"/>
                 <w:szCs w:val="18"/>
               </w:rPr>
-              <w:t>{endereço_</w:t>
+              <w:t>{</w:t>
+            </w:r>
+            <w:proofErr w:type="spellStart"/>
+            <w:r>
+              <w:rPr>
+                <w:rFonts w:ascii="Arial" w:hAnsi="Arial" w:cs="Arial"/>
+                <w:szCs w:val="18"/>
+              </w:rPr>
+              <w:t>endereço_</w:t>
             </w:r>
             <w:r>
               <w:rPr>
                 <w:rFonts w:ascii="Arial" w:hAnsi="Arial" w:cs="Arial"/>
                 <w:szCs w:val="18"/>
               </w:rPr>
-              <w:t>cliente}</w:t>
+              <w:t>cliente</w:t>
+            </w:r>
+            <w:proofErr w:type="spellEnd"/>
+            <w:r>
+              <w:rPr>
+                <w:rFonts w:ascii="Arial" w:hAnsi="Arial" w:cs="Arial"/>
+                <w:szCs w:val="18"/>
+              </w:rPr>
+              <w:t>}</w:t>
             </w:r>
           </w:p>
         </w:tc>
@@ -1064,7 +1080,25 @@
                       <w:sz w:val="16"/>
                       <w:szCs w:val="16"/>
                     </w:rPr>
-                    <w:t xml:space="preserve">Existência de dispositivo diferencial residual (DR) para proteção contra choques elétricos (salvo as exceções do item 6.6). </w:t>
+                    <w:t xml:space="preserve">Existência de dispositivo diferencial residual (DR) para proteção </w:t>
+                  </w:r>
+                  <w:proofErr w:type="gramStart"/>
+                  <w:r>
+                    <w:rPr>
+                      <w:rFonts w:ascii="Arial" w:hAnsi="Arial" w:cs="Arial"/>
+                      <w:sz w:val="16"/>
+                      <w:szCs w:val="16"/>
+                    </w:rPr>
+                    <w:t>contra choques</w:t>
+                  </w:r>
+                  <w:proofErr w:type="gramEnd"/>
+                  <w:r>
+                    <w:rPr>
+                      <w:rFonts w:ascii="Arial" w:hAnsi="Arial" w:cs="Arial"/>
+                      <w:sz w:val="16"/>
+                      <w:szCs w:val="16"/>
+                    </w:rPr>
+                    <w:t xml:space="preserve"> elétricos (salvo as exceções do item 6.6). </w:t>
                   </w:r>
                 </w:p>
               </w:tc>
@@ -2498,7 +2532,15 @@
                     <w:t xml:space="preserve"> </w:t>
                   </w:r>
                   <w:r>
-                    <w:t>{nome_cliente}</w:t>
+                    <w:t>{</w:t>
+                  </w:r>
+                  <w:proofErr w:type="spellStart"/>
+                  <w:r>
+                    <w:t>nome_cliente</w:t>
+                  </w:r>
+                  <w:proofErr w:type="spellEnd"/>
+                  <w:r>
+                    <w:t>}</w:t>
                   </w:r>
                 </w:p>
                 <w:p>
@@ -2544,7 +2586,21 @@
                     <w:rPr>
                       <w:rFonts w:ascii="Arial" w:hAnsi="Arial"/>
                     </w:rPr>
-                    <w:t>{nome_cliente}</w:t>
+                    <w:t>{</w:t>
+                  </w:r>
+                  <w:proofErr w:type="spellStart"/>
+                  <w:r>
+                    <w:rPr>
+                      <w:rFonts w:ascii="Arial" w:hAnsi="Arial"/>
+                    </w:rPr>
+                    <w:t>nome_cliente</w:t>
+                  </w:r>
+                  <w:proofErr w:type="spellEnd"/>
+                  <w:r>
+                    <w:rPr>
+                      <w:rFonts w:ascii="Arial" w:hAnsi="Arial"/>
+                    </w:rPr>
+                    <w:t>}</w:t>
                   </w:r>
                 </w:p>
               </w:tc>
